--- a/Lich_su_MS_Teams_va_Discord.docx
+++ b/Lich_su_MS_Teams_va_Discord.docx
@@ -10,7 +10,7 @@
           <w:bCs/>
           <w:sz w:val="26"/>
           <w:szCs w:val="26"/>
-          <w:lang w:eastAsia="vi-VN"/>
+          <w:lang w:val="en-US" w:eastAsia="vi-VN"/>
         </w:rPr>
       </w:pPr>
       <w:r>
@@ -24,19 +24,28 @@
         </w:rPr>
         <w:t>Microsoft Teams</w:t>
       </w:r>
-    </w:p>
-    <w:p>
-      <w:pPr>
+      <w:r>
         <w:rPr>
           <w:rFonts w:ascii="Times New Roman" w:hAnsi="Times New Roman" w:cs="Times New Roman"/>
           <w:b/>
           <w:bCs/>
           <w:sz w:val="26"/>
           <w:szCs w:val="26"/>
-          <w:lang w:eastAsia="vi-VN"/>
-        </w:rPr>
-      </w:pPr>
-      <w:r>
+          <w:lang w:val="en-US" w:eastAsia="vi-VN"/>
+        </w:rPr>
+        <w:t xml:space="preserve"> </w:t>
+      </w:r>
+      <w:hyperlink r:id="rId6" w:history="1">
+        <w:r>
+          <w:rPr>
+            <w:rStyle w:val="Hyperlink"/>
+          </w:rPr>
+          <w:t>From Office Communicator to Microsoft Teams</w:t>
+        </w:r>
+      </w:hyperlink>
+    </w:p>
+    <w:p>
+      <w:pPr>
         <w:rPr>
           <w:rFonts w:ascii="Times New Roman" w:hAnsi="Times New Roman" w:cs="Times New Roman"/>
           <w:b/>
@@ -45,68 +54,8 @@
           <w:szCs w:val="26"/>
           <w:lang w:eastAsia="vi-VN"/>
         </w:rPr>
-        <w:t>Nguồn gốc và bối cảnh</w:t>
-      </w:r>
-    </w:p>
-    <w:p>
-      <w:pPr>
-        <w:rPr>
-          <w:rFonts w:ascii="Times New Roman" w:hAnsi="Times New Roman" w:cs="Times New Roman"/>
-          <w:sz w:val="26"/>
-          <w:szCs w:val="26"/>
-          <w:lang w:eastAsia="vi-VN"/>
-        </w:rPr>
-      </w:pPr>
-      <w:r>
-        <w:rPr>
-          <w:rFonts w:ascii="Times New Roman" w:hAnsi="Times New Roman" w:cs="Times New Roman"/>
-          <w:sz w:val="26"/>
-          <w:szCs w:val="26"/>
-          <w:lang w:eastAsia="vi-VN"/>
-        </w:rPr>
-        <w:t>Trước Teams, Microsoft đã có Skype for Business, Lync, SharePoint, Yammer.</w:t>
-      </w:r>
-    </w:p>
-    <w:p>
-      <w:pPr>
-        <w:rPr>
-          <w:rFonts w:ascii="Times New Roman" w:hAnsi="Times New Roman" w:cs="Times New Roman"/>
-          <w:sz w:val="26"/>
-          <w:szCs w:val="26"/>
-          <w:lang w:eastAsia="vi-VN"/>
-        </w:rPr>
-      </w:pPr>
-      <w:r>
-        <w:rPr>
-          <w:rFonts w:ascii="Times New Roman" w:hAnsi="Times New Roman" w:cs="Times New Roman"/>
-          <w:sz w:val="26"/>
-          <w:szCs w:val="26"/>
-          <w:lang w:eastAsia="vi-VN"/>
-        </w:rPr>
-        <w:t>Teams ra đời để gom chat, họp, tệp và ứng dụng vào một nơi.</w:t>
-      </w:r>
-    </w:p>
-    <w:p>
-      <w:pPr>
-        <w:rPr>
-          <w:rFonts w:ascii="Times New Roman" w:hAnsi="Times New Roman" w:cs="Times New Roman"/>
-          <w:sz w:val="26"/>
-          <w:szCs w:val="26"/>
-          <w:lang w:eastAsia="vi-VN"/>
-        </w:rPr>
-      </w:pPr>
-      <w:r>
-        <w:rPr>
-          <w:rFonts w:ascii="Times New Roman" w:hAnsi="Times New Roman" w:cs="Times New Roman"/>
-          <w:sz w:val="26"/>
-          <w:szCs w:val="26"/>
-          <w:lang w:eastAsia="vi-VN"/>
-        </w:rPr>
-        <w:t>Teams ra đời trong bối cảnh cạnh tranh trực tiếp với Slack.</w:t>
-      </w:r>
-    </w:p>
-    <w:p>
-      <w:pPr>
+      </w:pPr>
+      <w:r>
         <w:rPr>
           <w:rFonts w:ascii="Times New Roman" w:hAnsi="Times New Roman" w:cs="Times New Roman"/>
           <w:b/>
@@ -115,8 +64,68 @@
           <w:szCs w:val="26"/>
           <w:lang w:eastAsia="vi-VN"/>
         </w:rPr>
-      </w:pPr>
-      <w:r>
+        <w:t>Nguồn gốc và bối cảnh</w:t>
+      </w:r>
+    </w:p>
+    <w:p>
+      <w:pPr>
+        <w:rPr>
+          <w:rFonts w:ascii="Times New Roman" w:hAnsi="Times New Roman" w:cs="Times New Roman"/>
+          <w:sz w:val="26"/>
+          <w:szCs w:val="26"/>
+          <w:lang w:eastAsia="vi-VN"/>
+        </w:rPr>
+      </w:pPr>
+      <w:r>
+        <w:rPr>
+          <w:rFonts w:ascii="Times New Roman" w:hAnsi="Times New Roman" w:cs="Times New Roman"/>
+          <w:sz w:val="26"/>
+          <w:szCs w:val="26"/>
+          <w:lang w:eastAsia="vi-VN"/>
+        </w:rPr>
+        <w:t>Trước Teams, Microsoft đã có Skype for Business, Lync, SharePoint, Yammer.</w:t>
+      </w:r>
+    </w:p>
+    <w:p>
+      <w:pPr>
+        <w:rPr>
+          <w:rFonts w:ascii="Times New Roman" w:hAnsi="Times New Roman" w:cs="Times New Roman"/>
+          <w:sz w:val="26"/>
+          <w:szCs w:val="26"/>
+          <w:lang w:eastAsia="vi-VN"/>
+        </w:rPr>
+      </w:pPr>
+      <w:r>
+        <w:rPr>
+          <w:rFonts w:ascii="Times New Roman" w:hAnsi="Times New Roman" w:cs="Times New Roman"/>
+          <w:sz w:val="26"/>
+          <w:szCs w:val="26"/>
+          <w:lang w:eastAsia="vi-VN"/>
+        </w:rPr>
+        <w:t>Teams ra đời để gom chat, họp, tệp và ứng dụng vào một nơi.</w:t>
+      </w:r>
+    </w:p>
+    <w:p>
+      <w:pPr>
+        <w:rPr>
+          <w:rFonts w:ascii="Times New Roman" w:hAnsi="Times New Roman" w:cs="Times New Roman"/>
+          <w:sz w:val="26"/>
+          <w:szCs w:val="26"/>
+          <w:lang w:eastAsia="vi-VN"/>
+        </w:rPr>
+      </w:pPr>
+      <w:r>
+        <w:rPr>
+          <w:rFonts w:ascii="Times New Roman" w:hAnsi="Times New Roman" w:cs="Times New Roman"/>
+          <w:sz w:val="26"/>
+          <w:szCs w:val="26"/>
+          <w:lang w:eastAsia="vi-VN"/>
+        </w:rPr>
+        <w:t>Teams ra đời trong bối cảnh cạnh tranh trực tiếp với Slack.</w:t>
+      </w:r>
+    </w:p>
+    <w:p>
+      <w:pPr>
         <w:rPr>
           <w:rFonts w:ascii="Times New Roman" w:hAnsi="Times New Roman" w:cs="Times New Roman"/>
           <w:b/>
@@ -125,150 +134,6 @@
           <w:szCs w:val="26"/>
           <w:lang w:eastAsia="vi-VN"/>
         </w:rPr>
-        <w:t>Mốc thời gian</w:t>
-      </w:r>
-    </w:p>
-    <w:p>
-      <w:pPr>
-        <w:rPr>
-          <w:rFonts w:ascii="Times New Roman" w:hAnsi="Times New Roman" w:cs="Times New Roman"/>
-          <w:sz w:val="26"/>
-          <w:szCs w:val="26"/>
-          <w:lang w:eastAsia="vi-VN"/>
-        </w:rPr>
-      </w:pPr>
-      <w:r>
-        <w:rPr>
-          <w:rFonts w:ascii="Times New Roman" w:hAnsi="Times New Roman" w:cs="Times New Roman"/>
-          <w:sz w:val="26"/>
-          <w:szCs w:val="26"/>
-          <w:lang w:eastAsia="vi-VN"/>
-        </w:rPr>
-        <w:t>03/11/2016: công bố Teams (sự kiện tại New York diễn ra ngày 02/11 theo giờ Mỹ, nên một số nguồn ghi 02/11, bạn nên thống nhất một ngày và ghi rõ nguồn).</w:t>
-      </w:r>
-    </w:p>
-    <w:p>
-      <w:pPr>
-        <w:rPr>
-          <w:rFonts w:ascii="Times New Roman" w:hAnsi="Times New Roman" w:cs="Times New Roman"/>
-          <w:sz w:val="26"/>
-          <w:szCs w:val="26"/>
-          <w:lang w:eastAsia="vi-VN"/>
-        </w:rPr>
-      </w:pPr>
-      <w:r>
-        <w:rPr>
-          <w:rFonts w:ascii="Times New Roman" w:hAnsi="Times New Roman" w:cs="Times New Roman"/>
-          <w:sz w:val="26"/>
-          <w:szCs w:val="26"/>
-          <w:lang w:eastAsia="vi-VN"/>
-        </w:rPr>
-        <w:t>2017: phát hành chính thức, định vị kế nhiệm Skype for Business.</w:t>
-      </w:r>
-    </w:p>
-    <w:p>
-      <w:pPr>
-        <w:rPr>
-          <w:rFonts w:ascii="Times New Roman" w:hAnsi="Times New Roman" w:cs="Times New Roman"/>
-          <w:sz w:val="26"/>
-          <w:szCs w:val="26"/>
-          <w:lang w:eastAsia="vi-VN"/>
-        </w:rPr>
-      </w:pPr>
-      <w:r>
-        <w:rPr>
-          <w:rFonts w:ascii="Times New Roman" w:hAnsi="Times New Roman" w:cs="Times New Roman"/>
-          <w:sz w:val="26"/>
-          <w:szCs w:val="26"/>
-          <w:lang w:eastAsia="vi-VN"/>
-        </w:rPr>
-        <w:t>2018–2021: mở rộng họp video, cộng tác tệp, tích hợp bên thứ ba, giải pháp cho nhân viên tuyến đầu.</w:t>
-      </w:r>
-    </w:p>
-    <w:p>
-      <w:pPr>
-        <w:rPr>
-          <w:rFonts w:ascii="Times New Roman" w:hAnsi="Times New Roman" w:cs="Times New Roman"/>
-          <w:sz w:val="26"/>
-          <w:szCs w:val="26"/>
-          <w:lang w:eastAsia="vi-VN"/>
-        </w:rPr>
-      </w:pPr>
-      <w:r>
-        <w:rPr>
-          <w:rFonts w:ascii="Times New Roman" w:hAnsi="Times New Roman" w:cs="Times New Roman"/>
-          <w:sz w:val="26"/>
-          <w:szCs w:val="26"/>
-          <w:lang w:eastAsia="vi-VN"/>
-        </w:rPr>
-        <w:t>2020: bùng nổ nhờ đại dịch và làm việc từ xa.</w:t>
-      </w:r>
-    </w:p>
-    <w:p>
-      <w:pPr>
-        <w:rPr>
-          <w:rFonts w:ascii="Times New Roman" w:hAnsi="Times New Roman" w:cs="Times New Roman"/>
-          <w:sz w:val="26"/>
-          <w:szCs w:val="26"/>
-          <w:lang w:eastAsia="vi-VN"/>
-        </w:rPr>
-      </w:pPr>
-      <w:r>
-        <w:rPr>
-          <w:rFonts w:ascii="Times New Roman" w:hAnsi="Times New Roman" w:cs="Times New Roman"/>
-          <w:sz w:val="26"/>
-          <w:szCs w:val="26"/>
-          <w:lang w:eastAsia="vi-VN"/>
-        </w:rPr>
-        <w:t>2022: định vị là nền tảng cộng tác tổng hợp.</w:t>
-      </w:r>
-    </w:p>
-    <w:p>
-      <w:pPr>
-        <w:rPr>
-          <w:rFonts w:ascii="Times New Roman" w:hAnsi="Times New Roman" w:cs="Times New Roman"/>
-          <w:sz w:val="26"/>
-          <w:szCs w:val="26"/>
-          <w:lang w:eastAsia="vi-VN"/>
-        </w:rPr>
-      </w:pPr>
-      <w:r>
-        <w:rPr>
-          <w:rFonts w:ascii="Times New Roman" w:hAnsi="Times New Roman" w:cs="Times New Roman"/>
-          <w:sz w:val="26"/>
-          <w:szCs w:val="26"/>
-          <w:lang w:eastAsia="vi-VN"/>
-        </w:rPr>
-        <w:t>10/2023: New Microsoft Teams.</w:t>
-      </w:r>
-    </w:p>
-    <w:p>
-      <w:pPr>
-        <w:rPr>
-          <w:rFonts w:ascii="Times New Roman" w:hAnsi="Times New Roman" w:cs="Times New Roman"/>
-          <w:sz w:val="26"/>
-          <w:szCs w:val="26"/>
-          <w:lang w:eastAsia="vi-VN"/>
-        </w:rPr>
-      </w:pPr>
-      <w:r>
-        <w:rPr>
-          <w:rFonts w:ascii="Times New Roman" w:hAnsi="Times New Roman" w:cs="Times New Roman"/>
-          <w:sz w:val="26"/>
-          <w:szCs w:val="26"/>
-          <w:lang w:eastAsia="vi-VN"/>
-        </w:rPr>
-        <w:t>01/07/2024: ngừng hỗ trợ Classic Teams.</w:t>
-      </w:r>
-    </w:p>
-    <w:p>
-      <w:pPr>
-        <w:rPr>
-          <w:rFonts w:ascii="Times New Roman" w:hAnsi="Times New Roman" w:cs="Times New Roman"/>
-          <w:sz w:val="26"/>
-          <w:szCs w:val="26"/>
-          <w:lang w:eastAsia="vi-VN"/>
-        </w:rPr>
       </w:pPr>
       <w:r>
         <w:rPr>
@@ -279,6 +144,160 @@
           <w:szCs w:val="26"/>
           <w:lang w:eastAsia="vi-VN"/>
         </w:rPr>
+        <w:t>Mốc thời gian</w:t>
+      </w:r>
+    </w:p>
+    <w:p>
+      <w:pPr>
+        <w:rPr>
+          <w:rFonts w:ascii="Times New Roman" w:hAnsi="Times New Roman" w:cs="Times New Roman"/>
+          <w:sz w:val="26"/>
+          <w:szCs w:val="26"/>
+          <w:lang w:eastAsia="vi-VN"/>
+        </w:rPr>
+      </w:pPr>
+      <w:r>
+        <w:rPr>
+          <w:rFonts w:ascii="Times New Roman" w:hAnsi="Times New Roman" w:cs="Times New Roman"/>
+          <w:sz w:val="26"/>
+          <w:szCs w:val="26"/>
+          <w:lang w:eastAsia="vi-VN"/>
+        </w:rPr>
+        <w:t>03/11/2016: công bố Teams (sự kiện tại New York diễn ra ngày 02/11 theo giờ Mỹ, nên một số nguồn ghi 02/11, bạn nên thống nhất một ngày và ghi rõ nguồn).</w:t>
+      </w:r>
+    </w:p>
+    <w:p>
+      <w:pPr>
+        <w:rPr>
+          <w:rFonts w:ascii="Times New Roman" w:hAnsi="Times New Roman" w:cs="Times New Roman"/>
+          <w:sz w:val="26"/>
+          <w:szCs w:val="26"/>
+          <w:lang w:eastAsia="vi-VN"/>
+        </w:rPr>
+      </w:pPr>
+      <w:r>
+        <w:rPr>
+          <w:rFonts w:ascii="Times New Roman" w:hAnsi="Times New Roman" w:cs="Times New Roman"/>
+          <w:sz w:val="26"/>
+          <w:szCs w:val="26"/>
+          <w:lang w:eastAsia="vi-VN"/>
+        </w:rPr>
+        <w:t>2017: phát hành chính thức, định vị kế nhiệm Skype for Business.</w:t>
+      </w:r>
+    </w:p>
+    <w:p>
+      <w:pPr>
+        <w:rPr>
+          <w:rFonts w:ascii="Times New Roman" w:hAnsi="Times New Roman" w:cs="Times New Roman"/>
+          <w:sz w:val="26"/>
+          <w:szCs w:val="26"/>
+          <w:lang w:eastAsia="vi-VN"/>
+        </w:rPr>
+      </w:pPr>
+      <w:r>
+        <w:rPr>
+          <w:rFonts w:ascii="Times New Roman" w:hAnsi="Times New Roman" w:cs="Times New Roman"/>
+          <w:sz w:val="26"/>
+          <w:szCs w:val="26"/>
+          <w:lang w:eastAsia="vi-VN"/>
+        </w:rPr>
+        <w:t>2018–2021: mở rộng họp video, cộng tác tệp, tích hợp bên thứ ba, giải pháp cho nhân viên tuyến đầu.</w:t>
+      </w:r>
+    </w:p>
+    <w:p>
+      <w:pPr>
+        <w:rPr>
+          <w:rFonts w:ascii="Times New Roman" w:hAnsi="Times New Roman" w:cs="Times New Roman"/>
+          <w:sz w:val="26"/>
+          <w:szCs w:val="26"/>
+          <w:lang w:eastAsia="vi-VN"/>
+        </w:rPr>
+      </w:pPr>
+      <w:r>
+        <w:rPr>
+          <w:rFonts w:ascii="Times New Roman" w:hAnsi="Times New Roman" w:cs="Times New Roman"/>
+          <w:sz w:val="26"/>
+          <w:szCs w:val="26"/>
+          <w:lang w:eastAsia="vi-VN"/>
+        </w:rPr>
+        <w:t>2020: bùng nổ nhờ đại dịch và làm việc từ xa.</w:t>
+      </w:r>
+    </w:p>
+    <w:p>
+      <w:pPr>
+        <w:rPr>
+          <w:rFonts w:ascii="Times New Roman" w:hAnsi="Times New Roman" w:cs="Times New Roman"/>
+          <w:sz w:val="26"/>
+          <w:szCs w:val="26"/>
+          <w:lang w:eastAsia="vi-VN"/>
+        </w:rPr>
+      </w:pPr>
+      <w:r>
+        <w:rPr>
+          <w:rFonts w:ascii="Times New Roman" w:hAnsi="Times New Roman" w:cs="Times New Roman"/>
+          <w:sz w:val="26"/>
+          <w:szCs w:val="26"/>
+          <w:lang w:eastAsia="vi-VN"/>
+        </w:rPr>
+        <w:t>2022: định vị là nền tảng cộng tác tổng hợp.</w:t>
+      </w:r>
+    </w:p>
+    <w:p>
+      <w:pPr>
+        <w:rPr>
+          <w:rFonts w:ascii="Times New Roman" w:hAnsi="Times New Roman" w:cs="Times New Roman"/>
+          <w:sz w:val="26"/>
+          <w:szCs w:val="26"/>
+          <w:lang w:eastAsia="vi-VN"/>
+        </w:rPr>
+      </w:pPr>
+      <w:r>
+        <w:rPr>
+          <w:rFonts w:ascii="Times New Roman" w:hAnsi="Times New Roman" w:cs="Times New Roman"/>
+          <w:sz w:val="26"/>
+          <w:szCs w:val="26"/>
+          <w:lang w:eastAsia="vi-VN"/>
+        </w:rPr>
+        <w:t>2023: New Microsoft Teams.</w:t>
+      </w:r>
+    </w:p>
+    <w:p>
+      <w:pPr>
+        <w:rPr>
+          <w:rFonts w:ascii="Times New Roman" w:hAnsi="Times New Roman" w:cs="Times New Roman"/>
+          <w:sz w:val="26"/>
+          <w:szCs w:val="26"/>
+          <w:lang w:eastAsia="vi-VN"/>
+        </w:rPr>
+      </w:pPr>
+      <w:r>
+        <w:rPr>
+          <w:rFonts w:ascii="Times New Roman" w:hAnsi="Times New Roman" w:cs="Times New Roman"/>
+          <w:sz w:val="26"/>
+          <w:szCs w:val="26"/>
+          <w:lang w:eastAsia="vi-VN"/>
+        </w:rPr>
+        <w:t>01/07/2024: ngừng hỗ trợ Classic Teams.</w:t>
+      </w:r>
+    </w:p>
+    <w:p>
+      <w:pPr>
+        <w:rPr>
+          <w:rFonts w:ascii="Times New Roman" w:hAnsi="Times New Roman" w:cs="Times New Roman"/>
+          <w:sz w:val="26"/>
+          <w:szCs w:val="26"/>
+          <w:lang w:eastAsia="vi-VN"/>
+        </w:rPr>
+      </w:pPr>
+      <w:r>
+        <w:rPr>
+          <w:rFonts w:ascii="Times New Roman" w:hAnsi="Times New Roman" w:cs="Times New Roman"/>
+          <w:b/>
+          <w:bCs/>
+          <w:sz w:val="26"/>
+          <w:szCs w:val="26"/>
+          <w:lang w:eastAsia="vi-VN"/>
+        </w:rPr>
         <w:t>Hiện nay:</w:t>
       </w:r>
       <w:r>
@@ -322,7 +341,7 @@
           <w:bCs/>
           <w:sz w:val="26"/>
           <w:szCs w:val="26"/>
-          <w:lang w:eastAsia="vi-VN"/>
+          <w:lang w:val="en-US" w:eastAsia="vi-VN"/>
         </w:rPr>
       </w:pPr>
       <w:r>
@@ -336,6 +355,25 @@
         </w:rPr>
         <w:t>Discord</w:t>
       </w:r>
+      <w:r>
+        <w:rPr>
+          <w:rFonts w:ascii="Times New Roman" w:hAnsi="Times New Roman" w:cs="Times New Roman"/>
+          <w:b/>
+          <w:bCs/>
+          <w:sz w:val="26"/>
+          <w:szCs w:val="26"/>
+          <w:lang w:val="en-US" w:eastAsia="vi-VN"/>
+        </w:rPr>
+        <w:t xml:space="preserve"> </w:t>
+      </w:r>
+      <w:hyperlink r:id="rId7" w:history="1">
+        <w:r>
+          <w:rPr>
+            <w:rStyle w:val="Hyperlink"/>
+          </w:rPr>
+          <w:t>About Discord | Our Mission and Story</w:t>
+        </w:r>
+      </w:hyperlink>
     </w:p>
     <w:p>
       <w:pPr>
@@ -1778,6 +1816,18 @@
       <w:iCs/>
     </w:rPr>
   </w:style>
+  <w:style w:type="character" w:styleId="Hyperlink">
+    <w:name w:val="Hyperlink"/>
+    <w:basedOn w:val="DefaultParagraphFont"/>
+    <w:uiPriority w:val="99"/>
+    <w:semiHidden/>
+    <w:unhideWhenUsed/>
+    <w:rsid w:val="00A7057E"/>
+    <w:rPr>
+      <w:color w:val="0000FF"/>
+      <w:u w:val="single"/>
+    </w:rPr>
+  </w:style>
 </w:styles>
 </file>
 
@@ -2074,4 +2124,16 @@
     </a:ext>
   </a:extLst>
 </a:theme>
+</file>
+
+<file path=customXml/item1.xml><?xml version="1.0" encoding="utf-8"?>
+<b:Sources xmlns:b="http://schemas.openxmlformats.org/officeDocument/2006/bibliography" xmlns="http://schemas.openxmlformats.org/officeDocument/2006/bibliography" SelectedStyle="\IEEE2006OfficeOnline.xsl" StyleName="IEEE" Version="2006"/>
+</file>
+
+<file path=customXml/itemProps1.xml><?xml version="1.0" encoding="utf-8"?>
+<ds:datastoreItem xmlns:ds="http://schemas.openxmlformats.org/officeDocument/2006/customXml" ds:itemID="{5D1984AB-A9F7-4D11-8060-8B6D15357D6E}">
+  <ds:schemaRefs>
+    <ds:schemaRef ds:uri="http://schemas.openxmlformats.org/officeDocument/2006/bibliography"/>
+  </ds:schemaRefs>
+</ds:datastoreItem>
 </file>